--- a/Labs/Lab07-Proxy/CS233JS_Lab07_CodeReviewForm_draft.docx
+++ b/Labs/Lab07-Proxy/CS233JS_Lab07_CodeReviewForm_draft.docx
@@ -2500,7 +2500,7 @@
                 <w:sz w:val="22"/>
                 <w:szCs w:val="22"/>
               </w:rPr>
-              <w:t xml:space="preserve">Is the .env file listed in .gitignore and not committed to the repository?</w:t>
+              <w:t xml:space="preserve">Is an example.env file included in the repository with the API key name and &amp;#x201C;Put your API key here&amp;#x201D; as the value?</w:t>
             </w:r>
           </w:p>
         </w:tc>
